--- a/BACKUP&RECOVERY/14장/14장_실습문제_추가서술형_정답.docx
+++ b/BACKUP&RECOVERY/14장/14장_실습문제_추가서술형_정답.docx
@@ -5357,7 +5357,7 @@
           <w:rFonts w:ascii="Consolas" w:hAnsi="Consolas" w:eastAsia="Consolas"/>
           <w:sz w:val="19"/>
         </w:rPr>
-        <w:t xml:space="preserve">  2    USING FILE '/u02/oradata/ORCL/bct_orcl.chg' REUSE;</w:t>
+        <w:t xml:space="preserve">  2    USING FILE '/u02/oradata/orcl/bct_orcl.chg' REUSE;</w:t>
       </w:r>
     </w:p>
     <w:p>
@@ -5425,7 +5425,7 @@
           <w:b w:val="0"/>
           <w:sz w:val="21"/>
         </w:rPr>
-        <w:t>ENABLED    /u02/oradata/ORCL/bct_orcl.chg</w:t>
+        <w:t>ENABLED    /u02/oradata/orcl/bct_orcl.chg</w:t>
       </w:r>
     </w:p>
     <w:p>
